--- a/eng/docx/41.content.docx
+++ b/eng/docx/41.content.docx
@@ -13133,19 +13133,7 @@
         <w:rPr>
           <w:lang w:val="en_US" w:bidi="en_US"/>
         </w:rPr>
-        <w:t xml:space="preserve">), and then the story of Jairus’s daughter continues. This pattern places the two stories together and connects them (see </w:t>
-      </w:r>
-      <w:r>
-        <w:rPr>
-          <w:lang w:val="en_US" w:bidi="en_US"/>
-        </w:rPr>
-        <w:t>Mark Book Introduction</w:t>
-      </w:r>
-      <w:r>
-        <w:rPr>
-          <w:lang w:val="en_US" w:bidi="en_US"/>
-        </w:rPr>
-        <w:t>, “Literary Features”). During the delay caused by the woman’s healing, Jairus’s daughter died (</w:t>
+        <w:t>), and then the story of Jairus’s daughter continues. This pattern places the two stories together and connects them (see Mark Book Introduction, “Literary Features”). During the delay caused by the woman’s healing, Jairus’s daughter died (</w:t>
       </w:r>
       <w:r>
         <w:rPr>
@@ -19424,19 +19412,7 @@
         <w:rPr>
           <w:lang w:val="en_US" w:bidi="en_US"/>
         </w:rPr>
-        <w:t xml:space="preserve">However, Mark’s Gentile audience would have understood this journey as pointing ahead to the church’s mission to the Gentile world. This mission later led to their own coming to faith (for more about how the church began in Rome, see </w:t>
-      </w:r>
-      <w:r>
-        <w:rPr>
-          <w:lang w:val="en_US" w:bidi="en_US"/>
-        </w:rPr>
-        <w:t>Romans Book Introduction</w:t>
-      </w:r>
-      <w:r>
-        <w:rPr>
-          <w:lang w:val="en_US" w:bidi="en_US"/>
-        </w:rPr>
-        <w:t>).</w:t>
+        <w:t>However, Mark’s Gentile audience would have understood this journey as pointing ahead to the church’s mission to the Gentile world. This mission later led to their own coming to faith (for more about how the church began in Rome, see Romans Book Introduction).</w:t>
       </w:r>
       <w:r>
         <w:rPr>
@@ -31678,19 +31654,7 @@
         <w:rPr>
           <w:lang w:val="en_US" w:bidi="en_US"/>
         </w:rPr>
-        <w:t xml:space="preserve"> frame this section (see </w:t>
-      </w:r>
-      <w:r>
-        <w:rPr>
-          <w:lang w:val="en_US" w:bidi="en_US"/>
-        </w:rPr>
-        <w:t>Mark Book Introduction</w:t>
-      </w:r>
-      <w:r>
-        <w:rPr>
-          <w:lang w:val="en_US" w:bidi="en_US"/>
-        </w:rPr>
-        <w:t xml:space="preserve">, “Literary Features”). </w:t>
+        <w:t xml:space="preserve"> frame this section (see Mark Book Introduction, “Literary Features”). </w:t>
       </w:r>
     </w:p>
     <w:p>
@@ -39995,19 +39959,7 @@
         <w:rPr>
           <w:lang w:val="en_US" w:bidi="en_US"/>
         </w:rPr>
-        <w:t xml:space="preserve"> suggests Mark wrote his Gospel for the church in Rome; see </w:t>
-      </w:r>
-      <w:r>
-        <w:rPr>
-          <w:lang w:val="en_US" w:bidi="en_US"/>
-        </w:rPr>
-        <w:t>Mark Book Introduction</w:t>
-      </w:r>
-      <w:r>
-        <w:rPr>
-          <w:lang w:val="en_US" w:bidi="en_US"/>
-        </w:rPr>
-        <w:t xml:space="preserve">, “Audience.”) These </w:t>
+        <w:t xml:space="preserve"> suggests Mark wrote his Gospel for the church in Rome; see Mark Book Introduction, “Audience.”) These </w:t>
       </w:r>
       <w:r>
         <w:rPr>
